--- a/data-room/README.docx
+++ b/data-room/README.docx
@@ -113,6 +113,132 @@
       </w:r>
       <w:r>
         <w:t xml:space="preserve">the deck.</w:t>
+      </w:r>
+    </w:p>
+    <w:p>
+      <w:pPr>
+        <w:pStyle w:val="BodyText"/>
+      </w:pPr>
+      <w:r>
+        <w:rPr>
+          <w:bCs/>
+          <w:b/>
+        </w:rPr>
+        <w:t xml:space="preserve">Word (.docx) versions</w:t>
+      </w:r>
+      <w:r>
+        <w:t xml:space="preserve"> </w:t>
+      </w:r>
+      <w:r>
+        <w:t xml:space="preserve">of every document exist alongside its</w:t>
+      </w:r>
+      <w:r>
+        <w:t xml:space="preserve"> </w:t>
+      </w:r>
+      <w:r>
+        <w:rPr>
+          <w:rStyle w:val="VerbatimChar"/>
+        </w:rPr>
+        <w:t xml:space="preserve">.md</w:t>
+      </w:r>
+      <w:r>
+        <w:t xml:space="preserve"> </w:t>
+      </w:r>
+      <w:r>
+        <w:t xml:space="preserve">source, same filename, same folder (e.g.</w:t>
+      </w:r>
+      <w:r>
+        <w:t xml:space="preserve"> </w:t>
+      </w:r>
+      <w:r>
+        <w:rPr>
+          <w:rStyle w:val="VerbatimChar"/>
+        </w:rPr>
+        <w:t xml:space="preserve">01-company-snapshot/ONE_PAGER.docx</w:t>
+      </w:r>
+      <w:r>
+        <w:t xml:space="preserve"> </w:t>
+      </w:r>
+      <w:r>
+        <w:t xml:space="preserve">next to</w:t>
+      </w:r>
+      <w:r>
+        <w:t xml:space="preserve"> </w:t>
+      </w:r>
+      <w:r>
+        <w:rPr>
+          <w:rStyle w:val="VerbatimChar"/>
+        </w:rPr>
+        <w:t xml:space="preserve">ONE_PAGER.md</w:t>
+      </w:r>
+      <w:r>
+        <w:t xml:space="preserve">) — use these</w:t>
+      </w:r>
+      <w:r>
+        <w:t xml:space="preserve"> </w:t>
+      </w:r>
+      <w:r>
+        <w:t xml:space="preserve">for emailing to lawyers, investors, or anyone who wants to comment/track</w:t>
+      </w:r>
+      <w:r>
+        <w:t xml:space="preserve"> </w:t>
+      </w:r>
+      <w:r>
+        <w:t xml:space="preserve">changes in Word rather than read on GitHub. The</w:t>
+      </w:r>
+      <w:r>
+        <w:t xml:space="preserve"> </w:t>
+      </w:r>
+      <w:r>
+        <w:rPr>
+          <w:rStyle w:val="VerbatimChar"/>
+        </w:rPr>
+        <w:t xml:space="preserve">.md</w:t>
+      </w:r>
+      <w:r>
+        <w:t xml:space="preserve"> </w:t>
+      </w:r>
+      <w:r>
+        <w:t xml:space="preserve">files stay the</w:t>
+      </w:r>
+      <w:r>
+        <w:t xml:space="preserve"> </w:t>
+      </w:r>
+      <w:r>
+        <w:t xml:space="preserve">source of truth; regenerate the</w:t>
+      </w:r>
+      <w:r>
+        <w:t xml:space="preserve"> </w:t>
+      </w:r>
+      <w:r>
+        <w:rPr>
+          <w:rStyle w:val="VerbatimChar"/>
+        </w:rPr>
+        <w:t xml:space="preserve">.docx</w:t>
+      </w:r>
+      <w:r>
+        <w:t xml:space="preserve"> </w:t>
+      </w:r>
+      <w:r>
+        <w:t xml:space="preserve">files from them (via</w:t>
+      </w:r>
+      <w:r>
+        <w:t xml:space="preserve"> </w:t>
+      </w:r>
+      <w:r>
+        <w:rPr>
+          <w:rStyle w:val="VerbatimChar"/>
+        </w:rPr>
+        <w:t xml:space="preserve">pandoc</w:t>
+      </w:r>
+      <w:r>
+        <w:t xml:space="preserve">)</w:t>
+      </w:r>
+      <w:r>
+        <w:t xml:space="preserve"> </w:t>
+      </w:r>
+      <w:r>
+        <w:t xml:space="preserve">rather than hand-editing the Word copies, so the two don’t drift apart.</w:t>
       </w:r>
     </w:p>
     <w:bookmarkStart w:id="20" w:name="how-this-is-organized"/>
@@ -784,7 +910,23 @@
               <w:jc w:val="left"/>
             </w:pPr>
             <w:r>
-              <w:t xml:space="preserve">Chaim Finziola (Credix co-founder), Gilberto Damasceno (Shamal Aerospace CEO), Michelle Souza Vilela (CDT/UnB) —</w:t>
+              <w:t xml:space="preserve">Chaim Finziola (Credix co-founder, $220M+ raised), Gilberto Damasceno (Shamal Aerospace CEO), Michelle Souza Vilela (CDT/UnB),</w:t>
+            </w:r>
+            <w:r>
+              <w:t xml:space="preserve"> </w:t>
+            </w:r>
+            <w:r>
+              <w:rPr>
+                <w:bCs/>
+                <w:b/>
+              </w:rPr>
+              <w:t xml:space="preserve">Leonardo Finziola (Senior Director, Product, IoT LATAM — Qualcomm, added 2026-09-24, not yet on the deck)</w:t>
+            </w:r>
+            <w:r>
+              <w:t xml:space="preserve"> </w:t>
+            </w:r>
+            <w:r>
+              <w:t xml:space="preserve">—</w:t>
             </w:r>
             <w:r>
               <w:t xml:space="preserve"> </w:t>
